--- a/docs/specifications/source/09_Dictionnaire_des_donnees.docx
+++ b/docs/specifications/source/09_Dictionnaire_des_donnees.docx
@@ -305,7 +305,7 @@
                 <w:color w:val="243447"/>
                 <w:sz w:val="18"/>
               </w:rPr>
-              <w:t>2 développeurs, avec assistants IA</w:t>
+              <w:t>2 développeurs, avec validation métier et scientifique</w:t>
             </w:r>
           </w:p>
         </w:tc>
@@ -692,7 +692,7 @@
                 <w:color w:val="243447"/>
                 <w:sz w:val="18"/>
               </w:rPr>
-              <w:t>Équipe projet - 2 développeurs assistés par IA</w:t>
+              <w:t>Équipe projet - 2 développeurs</w:t>
             </w:r>
           </w:p>
         </w:tc>
